--- a/testakten/corporate-contract-law-projektvertrag-automation-augsburg/18_Nachtrag_N01_750g_2026-09-17.docx
+++ b/testakten/corporate-contract-law-projektvertrag-automation-augsburg/18_Nachtrag_N01_750g_2026-09-17.docx
@@ -18,10 +18,22 @@
     <w:p>
       <w:pPr>
         <w:pStyle w:val="Heading1"/>
+        <w:keepNext/>
+        <w:spacing w:after="0"/>
       </w:pPr>
       <w:r>
         <w:t>1 Geänderte Anforderung</w:t>
       </w:r>
+    </w:p>
+    <w:p>
+      <w:pPr>
+        <w:keepNext/>
+        <w:spacing w:before="0" w:after="0" w:line="220" w:lineRule="exact"/>
+        <w:rPr>
+          <w:sz w:val="22"/>
+          <w:szCs w:val="22"/>
+        </w:rPr>
+      </w:pPr>
     </w:p>
     <w:p>
       <w:r>
@@ -31,10 +43,22 @@
     <w:p>
       <w:pPr>
         <w:pStyle w:val="Heading1"/>
+        <w:keepNext/>
+        <w:spacing w:after="0"/>
       </w:pPr>
       <w:r>
         <w:t>2 Mehrpreis</w:t>
       </w:r>
+    </w:p>
+    <w:p>
+      <w:pPr>
+        <w:keepNext/>
+        <w:spacing w:before="0" w:after="0" w:line="220" w:lineRule="exact"/>
+        <w:rPr>
+          <w:sz w:val="22"/>
+          <w:szCs w:val="22"/>
+        </w:rPr>
+      </w:pPr>
     </w:p>
     <w:p>
       <w:r>
@@ -44,10 +68,22 @@
     <w:p>
       <w:pPr>
         <w:pStyle w:val="Heading1"/>
+        <w:keepNext/>
+        <w:spacing w:after="0"/>
       </w:pPr>
       <w:r>
         <w:t>3 Termin und Leistungsnachweis</w:t>
       </w:r>
+    </w:p>
+    <w:p>
+      <w:pPr>
+        <w:keepNext/>
+        <w:spacing w:before="0" w:after="0" w:line="220" w:lineRule="exact"/>
+        <w:rPr>
+          <w:sz w:val="22"/>
+          <w:szCs w:val="22"/>
+        </w:rPr>
+      </w:pPr>
     </w:p>
     <w:p>
       <w:r>
@@ -62,10 +98,22 @@
     <w:p>
       <w:pPr>
         <w:pStyle w:val="Heading1"/>
+        <w:keepNext/>
+        <w:spacing w:after="0"/>
       </w:pPr>
       <w:r>
         <w:t>4 Zahlung und Entscheidung</w:t>
       </w:r>
+    </w:p>
+    <w:p>
+      <w:pPr>
+        <w:keepNext/>
+        <w:spacing w:before="0" w:after="0" w:line="220" w:lineRule="exact"/>
+        <w:rPr>
+          <w:sz w:val="22"/>
+          <w:szCs w:val="22"/>
+        </w:rPr>
+      </w:pPr>
     </w:p>
     <w:p>
       <w:r>
@@ -555,7 +603,7 @@
     <w:pPr>
       <w:keepNext/>
       <w:keepLines/>
-      <w:spacing w:before="160" w:after="120"/>
+      <w:spacing w:before="160" w:after="0"/>
       <w:outlineLvl w:val="0"/>
     </w:pPr>
     <w:rPr>
@@ -579,7 +627,7 @@
     <w:pPr>
       <w:keepNext/>
       <w:keepLines/>
-      <w:spacing w:before="160" w:after="120"/>
+      <w:spacing w:before="160" w:after="0"/>
       <w:outlineLvl w:val="1"/>
     </w:pPr>
     <w:rPr>
